--- a/plugins/blogger-ads-skill/skills/blogger-ads-skill/assets/templates/placement-terms.docx
+++ b/plugins/blogger-ads-skill/skills/blogger-ads-skill/assets/templates/placement-terms.docx
@@ -86,7 +86,7 @@
           <w:sz w:val="22"/>
           <w:szCs w:val="22"/>
         </w:rPr>
-        <w:t xml:space="preserve">1. Площадка: Telegram-канал «{{CHANNEL_NAME}}» ({{CHANNEL_URL}}).</w:t>
+        <w:t xml:space="preserve">1. Рекламная площадка: «{{CHANNEL_NAME}}» ({{CHANNEL_URL}}).</w:t>
       </w:r>
       <w:r>
         <w:rPr>
